--- a/docs/All Dataset Quality Log.docx
+++ b/docs/All Dataset Quality Log.docx
@@ -9,17 +9,488 @@
     </w:p>
     <w:p>
       <w:r>
-        <w:t xml:space="preserve">## Project #06 | Data Engineering — Fizza </w:t>
-      </w:r>
-      <w:r>
-        <w:t>Anwar</w:t>
+        <w:t>## Project #06 | Data Engineering — Fizza Anwar</w:t>
+      </w:r>
+    </w:p>
+    <w:p>
+      <w:r>
+        <w:t xml:space="preserve">### v2 — </w:t>
+      </w:r>
+      <w:r>
+        <w:t>03/10/</w:t>
+      </w:r>
+      <w:proofErr w:type="gramStart"/>
+      <w:r>
+        <w:t xml:space="preserve">2026 </w:t>
+      </w:r>
+      <w:r>
+        <w:t>:</w:t>
+      </w:r>
+      <w:proofErr w:type="gramEnd"/>
+      <w:r>
+        <w:t xml:space="preserve"> make/model name corrections (post-handoff)</w:t>
+      </w:r>
+    </w:p>
+    <w:p>
+      <w:r>
+        <w:t>A teammate flagged inconsistent make spellings after v1 was handed over. We ran a systematic</w:t>
+      </w:r>
+    </w:p>
+    <w:p>
+      <w:r>
+        <w:t xml:space="preserve">check: fuzzy matching on </w:t>
+      </w:r>
+      <w:proofErr w:type="gramStart"/>
+      <w:r>
+        <w:t>make</w:t>
+      </w:r>
+      <w:proofErr w:type="gramEnd"/>
+      <w:r>
+        <w:t xml:space="preserve"> names, a check that each make's models start with the same</w:t>
+      </w:r>
+      <w:r>
+        <w:t xml:space="preserve"> </w:t>
+      </w:r>
+      <w:r>
+        <w:t>brand name, and a case/whitespace audit. Only confirmed errors were corrected. Row counts,</w:t>
+      </w:r>
+      <w:r>
+        <w:t xml:space="preserve"> </w:t>
+      </w:r>
+      <w:r>
+        <w:t>image paths and all labels other than make/</w:t>
+      </w:r>
+      <w:proofErr w:type="spellStart"/>
+      <w:r>
+        <w:t>model_name</w:t>
+      </w:r>
+      <w:proofErr w:type="spellEnd"/>
+      <w:r>
+        <w:t xml:space="preserve">/model are unchanged, and </w:t>
+      </w:r>
+      <w:proofErr w:type="spellStart"/>
+      <w:r>
+        <w:t>body_type</w:t>
+      </w:r>
+      <w:proofErr w:type="spellEnd"/>
+      <w:r>
+        <w:t>,</w:t>
+      </w:r>
+      <w:r>
+        <w:t xml:space="preserve"> </w:t>
+      </w:r>
+      <w:proofErr w:type="spellStart"/>
+      <w:r>
+        <w:t>color</w:t>
+      </w:r>
+      <w:proofErr w:type="spellEnd"/>
+      <w:r>
+        <w:t xml:space="preserve"> and </w:t>
+      </w:r>
+      <w:proofErr w:type="spellStart"/>
+      <w:r>
+        <w:t>web_model_id</w:t>
+      </w:r>
+      <w:proofErr w:type="spellEnd"/>
+      <w:r>
+        <w:t xml:space="preserve"> are byte-identical to v1.</w:t>
       </w:r>
     </w:p>
     <w:p/>
     <w:p>
       <w:r>
+        <w:t xml:space="preserve">**Web-nature (135,419 rows, </w:t>
+      </w:r>
+      <w:proofErr w:type="gramStart"/>
+      <w:r>
+        <w:t>unchanged)*</w:t>
+      </w:r>
+      <w:proofErr w:type="gramEnd"/>
+      <w:r>
+        <w:t>*</w:t>
+      </w:r>
+    </w:p>
+    <w:p>
+      <w:r>
+        <w:t xml:space="preserve">| </w:t>
+      </w:r>
+      <w:proofErr w:type="spellStart"/>
+      <w:r>
+        <w:t>Fix</w:t>
+      </w:r>
+      <w:proofErr w:type="spellEnd"/>
+      <w:r>
+        <w:t xml:space="preserve"> | Rows |</w:t>
+      </w:r>
+    </w:p>
+    <w:p>
+      <w:r>
+        <w:t>|---|---|</w:t>
+      </w:r>
+    </w:p>
+    <w:p>
+      <w:r>
+        <w:t>| BWM → BMW | 4,531 |</w:t>
+      </w:r>
+    </w:p>
+    <w:p>
+      <w:r>
+        <w:t xml:space="preserve">| </w:t>
+      </w:r>
+      <w:proofErr w:type="spellStart"/>
+      <w:r>
+        <w:t>Chrey</w:t>
+      </w:r>
+      <w:proofErr w:type="spellEnd"/>
+      <w:r>
+        <w:t xml:space="preserve"> → Chery | 2,440 |</w:t>
+      </w:r>
+    </w:p>
+    <w:p>
+      <w:r>
+        <w:t>| Buck → Buick | 1,840 |</w:t>
+      </w:r>
+    </w:p>
+    <w:p>
+      <w:r>
+        <w:t>| Saab merged into SAAB | 133 (merged into 344, total 477) |</w:t>
+      </w:r>
+    </w:p>
+    <w:p>
+      <w:r>
+        <w:t xml:space="preserve">| AC </w:t>
+      </w:r>
+      <w:proofErr w:type="spellStart"/>
+      <w:r>
+        <w:t>Chnitzer</w:t>
+      </w:r>
+      <w:proofErr w:type="spellEnd"/>
+      <w:r>
+        <w:t xml:space="preserve"> → AC Schnitzer | 287 |</w:t>
+      </w:r>
+    </w:p>
+    <w:p>
+      <w:r>
+        <w:t xml:space="preserve">| </w:t>
+      </w:r>
+      <w:proofErr w:type="spellStart"/>
+      <w:r>
+        <w:t>Wisemann</w:t>
+      </w:r>
+      <w:proofErr w:type="spellEnd"/>
+      <w:r>
+        <w:t xml:space="preserve"> → Wiesmann | 175 |</w:t>
+      </w:r>
+    </w:p>
+    <w:p>
+      <w:r>
+        <w:t xml:space="preserve">| </w:t>
+      </w:r>
+      <w:proofErr w:type="spellStart"/>
+      <w:r>
+        <w:t>Zoyte</w:t>
+      </w:r>
+      <w:proofErr w:type="spellEnd"/>
+      <w:r>
+        <w:t xml:space="preserve"> → </w:t>
+      </w:r>
+      <w:proofErr w:type="spellStart"/>
+      <w:r>
+        <w:t>Zotye</w:t>
+      </w:r>
+      <w:proofErr w:type="spellEnd"/>
+      <w:r>
+        <w:t xml:space="preserve"> | 1,050 |</w:t>
+      </w:r>
+    </w:p>
+    <w:p>
+      <w:r>
+        <w:t xml:space="preserve">| </w:t>
+      </w:r>
+      <w:proofErr w:type="spellStart"/>
+      <w:r>
+        <w:t>Wealeak</w:t>
+      </w:r>
+      <w:proofErr w:type="spellEnd"/>
+      <w:r>
+        <w:t xml:space="preserve"> → </w:t>
+      </w:r>
+      <w:proofErr w:type="spellStart"/>
+      <w:r>
+        <w:t>WeaLink</w:t>
+      </w:r>
+      <w:proofErr w:type="spellEnd"/>
+      <w:r>
+        <w:t xml:space="preserve"> | 262 |</w:t>
+      </w:r>
+    </w:p>
+    <w:p>
+      <w:r>
+        <w:t xml:space="preserve">| </w:t>
+      </w:r>
+      <w:proofErr w:type="spellStart"/>
+      <w:r>
+        <w:t>Lamorghini</w:t>
+      </w:r>
+      <w:proofErr w:type="spellEnd"/>
+      <w:r>
+        <w:t xml:space="preserve"> → Lamborghini | 629 |</w:t>
+      </w:r>
+    </w:p>
+    <w:p>
+      <w:r>
+        <w:t xml:space="preserve">Model-name fixes: </w:t>
+      </w:r>
+      <w:proofErr w:type="spellStart"/>
+      <w:r>
+        <w:t>Gaguar</w:t>
+      </w:r>
+      <w:proofErr w:type="spellEnd"/>
+      <w:r>
+        <w:t xml:space="preserve"> → Jaguar (869 rows), </w:t>
+      </w:r>
+      <w:proofErr w:type="spellStart"/>
+      <w:r>
+        <w:t>Exclle</w:t>
+      </w:r>
+      <w:proofErr w:type="spellEnd"/>
+      <w:r>
+        <w:t xml:space="preserve"> → </w:t>
+      </w:r>
+      <w:proofErr w:type="spellStart"/>
+      <w:r>
+        <w:t>Excelle</w:t>
+      </w:r>
+      <w:proofErr w:type="spellEnd"/>
+      <w:r>
+        <w:t xml:space="preserve"> (120), couple → coupe (421).</w:t>
+      </w:r>
+    </w:p>
+    <w:p>
+      <w:r>
+        <w:t>Whitespace cleaned (e.g. trailing space in "Hyundai ", double space in "</w:t>
+      </w:r>
+      <w:proofErr w:type="gramStart"/>
+      <w:r>
+        <w:t>EXCELLE  GT</w:t>
+      </w:r>
+      <w:proofErr w:type="gramEnd"/>
+      <w:r>
+        <w:t>").</w:t>
+      </w:r>
+    </w:p>
+    <w:p>
+      <w:r>
+        <w:t>Capitalisation unified in model names (</w:t>
+      </w:r>
+      <w:proofErr w:type="spellStart"/>
+      <w:r>
+        <w:t>atenza</w:t>
+      </w:r>
+      <w:proofErr w:type="spellEnd"/>
+      <w:r>
+        <w:t xml:space="preserve">, escort, </w:t>
+      </w:r>
+      <w:proofErr w:type="spellStart"/>
+      <w:r>
+        <w:t>sportage</w:t>
+      </w:r>
+      <w:proofErr w:type="spellEnd"/>
+      <w:r>
+        <w:t>).</w:t>
+      </w:r>
+    </w:p>
+    <w:p>
+      <w:r>
+        <w:t>Unique makes 133 → 132; unique models 1,665 → 1,662.</w:t>
+      </w:r>
+    </w:p>
+    <w:p/>
+    <w:p>
+      <w:r>
+        <w:t xml:space="preserve">**Surveillance (44,481 rows, </w:t>
+      </w:r>
+      <w:proofErr w:type="gramStart"/>
+      <w:r>
+        <w:t>unchanged)*</w:t>
+      </w:r>
+      <w:proofErr w:type="gramEnd"/>
+      <w:r>
+        <w:t>*</w:t>
+      </w:r>
+    </w:p>
+    <w:p>
+      <w:r>
+        <w:lastRenderedPageBreak/>
+        <w:t xml:space="preserve">BWM → BMW (1,678), </w:t>
+      </w:r>
+      <w:proofErr w:type="spellStart"/>
+      <w:r>
+        <w:t>Chrey</w:t>
+      </w:r>
+      <w:proofErr w:type="spellEnd"/>
+      <w:r>
+        <w:t xml:space="preserve"> → Chery (181), Buck → Buick (740), </w:t>
+      </w:r>
+      <w:proofErr w:type="spellStart"/>
+      <w:r>
+        <w:t>Zoyte</w:t>
+      </w:r>
+      <w:proofErr w:type="spellEnd"/>
+      <w:r>
+        <w:t xml:space="preserve"> → </w:t>
+      </w:r>
+      <w:proofErr w:type="spellStart"/>
+      <w:r>
+        <w:t>Zotye</w:t>
+      </w:r>
+      <w:proofErr w:type="spellEnd"/>
+      <w:r>
+        <w:t xml:space="preserve"> (282),</w:t>
+      </w:r>
+    </w:p>
+    <w:p>
+      <w:proofErr w:type="spellStart"/>
+      <w:r>
+        <w:t>Gaguar</w:t>
+      </w:r>
+      <w:proofErr w:type="spellEnd"/>
+      <w:r>
+        <w:t xml:space="preserve"> → Jaguar in model names (230), whitespace cleaned (Hyundai).</w:t>
+      </w:r>
+    </w:p>
+    <w:p/>
+    <w:p>
+      <w:r>
+        <w:t xml:space="preserve">**New </w:t>
+      </w:r>
+      <w:proofErr w:type="gramStart"/>
+      <w:r>
+        <w:t>column:*</w:t>
+      </w:r>
+      <w:proofErr w:type="gramEnd"/>
+      <w:r>
+        <w:t>* `</w:t>
+      </w:r>
+      <w:proofErr w:type="spellStart"/>
+      <w:r>
+        <w:t>parent_brand</w:t>
+      </w:r>
+      <w:proofErr w:type="spellEnd"/>
+      <w:r>
+        <w:t>` in both files. The five Dongfeng makes (Dongfeng,</w:t>
+      </w:r>
+    </w:p>
+    <w:p>
+      <w:proofErr w:type="spellStart"/>
+      <w:r>
+        <w:t>Dongfengfengdu</w:t>
+      </w:r>
+      <w:proofErr w:type="spellEnd"/>
+      <w:r>
+        <w:t xml:space="preserve">, </w:t>
+      </w:r>
+      <w:proofErr w:type="spellStart"/>
+      <w:r>
+        <w:t>Dongfengfengshen</w:t>
+      </w:r>
+      <w:proofErr w:type="spellEnd"/>
+      <w:r>
+        <w:t xml:space="preserve">, </w:t>
+      </w:r>
+      <w:proofErr w:type="spellStart"/>
+      <w:r>
+        <w:t>Dongfengfengxing</w:t>
+      </w:r>
+      <w:proofErr w:type="spellEnd"/>
+      <w:r>
+        <w:t xml:space="preserve">, </w:t>
+      </w:r>
+      <w:proofErr w:type="spellStart"/>
+      <w:r>
+        <w:t>Dongfengxiaokang</w:t>
+      </w:r>
+      <w:proofErr w:type="spellEnd"/>
+      <w:r>
+        <w:t>) share no model names, so</w:t>
+      </w:r>
+    </w:p>
+    <w:p>
+      <w:r>
+        <w:t xml:space="preserve">they were kept as separate makes and grouped under </w:t>
+      </w:r>
+      <w:proofErr w:type="spellStart"/>
+      <w:r>
+        <w:t>parent_brand</w:t>
+      </w:r>
+      <w:proofErr w:type="spellEnd"/>
+      <w:r>
+        <w:t xml:space="preserve"> = "Dongfeng".</w:t>
+      </w:r>
+    </w:p>
+    <w:p/>
+    <w:p>
+      <w:r>
+        <w:t>**Checked and deliberately left unchanged**</w:t>
+      </w:r>
+    </w:p>
+    <w:p>
+      <w:r>
+        <w:t xml:space="preserve">- </w:t>
+      </w:r>
+      <w:proofErr w:type="spellStart"/>
+      <w:r>
+        <w:t>Fudi</w:t>
+      </w:r>
+      <w:proofErr w:type="spellEnd"/>
+      <w:r>
+        <w:t xml:space="preserve"> and </w:t>
+      </w:r>
+      <w:proofErr w:type="spellStart"/>
+      <w:r>
+        <w:t>Baihc</w:t>
+      </w:r>
+      <w:proofErr w:type="spellEnd"/>
+      <w:r>
+        <w:t>: identity could not be verified; models look like their own lineups.</w:t>
+      </w:r>
+    </w:p>
+    <w:p>
+      <w:r>
+        <w:t>- MAZDA (make) vs "Mazda ..." (models) and "Benz" for Mercedes-Benz: dataset naming conventions.</w:t>
+      </w:r>
+    </w:p>
+    <w:p>
+      <w:r>
+        <w:t>- Lotus: both source IDs already use the same name, so they consolidate in the name-based CSVs.</w:t>
+      </w:r>
+    </w:p>
+    <w:p/>
+    <w:p>
+      <w:r>
+        <w:t>**</w:t>
+      </w:r>
+      <w:proofErr w:type="gramStart"/>
+      <w:r>
+        <w:t>Verification:*</w:t>
+      </w:r>
+      <w:proofErr w:type="gramEnd"/>
+      <w:r>
+        <w:t>* a PASS/FAIL script confirmed identical row counts and order, no changes to</w:t>
+      </w:r>
+    </w:p>
+    <w:p>
+      <w:r>
+        <w:t>labels outside make/model, no leftover old spellings, and that sampled image paths resolve.</w:t>
+      </w:r>
+    </w:p>
+    <w:p>
+      <w:r>
         <w:t>---</w:t>
       </w:r>
+      <w:r>
+        <w:t>V1</w:t>
+      </w:r>
     </w:p>
     <w:p/>
     <w:p>
@@ -77,6 +548,7 @@
     </w:p>
     <w:p>
       <w:r>
+        <w:lastRenderedPageBreak/>
         <w:t xml:space="preserve">- Labels parsed from </w:t>
       </w:r>
       <w:proofErr w:type="spellStart"/>
@@ -244,6 +716,7 @@
     </w:p>
     <w:p>
       <w:r>
+        <w:lastRenderedPageBreak/>
         <w:t>- **</w:t>
       </w:r>
       <w:proofErr w:type="gramStart"/>
@@ -389,50 +862,340 @@
     <w:p/>
     <w:p>
       <w:r>
+        <w:t>### Starting point</w:t>
+      </w:r>
+    </w:p>
+    <w:p>
+      <w:r>
+        <w:t>- 44,481 images, 68 makes, 281 surveillance model IDs</w:t>
+      </w:r>
+    </w:p>
+    <w:p>
+      <w:r>
+        <w:t xml:space="preserve">- Labels: </w:t>
+      </w:r>
+      <w:proofErr w:type="spellStart"/>
+      <w:r>
+        <w:t>sv_make_model_name.mat</w:t>
+      </w:r>
+      <w:proofErr w:type="spellEnd"/>
+      <w:r>
+        <w:t xml:space="preserve"> (make/model + linking </w:t>
+      </w:r>
+      <w:proofErr w:type="spellStart"/>
+      <w:r>
+        <w:t>web_model_id</w:t>
+      </w:r>
+      <w:proofErr w:type="spellEnd"/>
+      <w:r>
+        <w:t xml:space="preserve">), </w:t>
+      </w:r>
+      <w:proofErr w:type="spellStart"/>
+      <w:r>
+        <w:t>color_list.mat</w:t>
+      </w:r>
+      <w:proofErr w:type="spellEnd"/>
+      <w:r>
+        <w:t xml:space="preserve"> (per-image </w:t>
+      </w:r>
+      <w:proofErr w:type="spellStart"/>
+      <w:r>
+        <w:t>color</w:t>
+      </w:r>
+      <w:proofErr w:type="spellEnd"/>
+      <w:r>
+        <w:t>)</w:t>
+      </w:r>
+    </w:p>
+    <w:p/>
+    <w:p>
+      <w:r>
+        <w:t>### Data quality checks &amp; findings</w:t>
+      </w:r>
+    </w:p>
+    <w:p>
+      <w:r>
+        <w:t>1. **Image integrity** — all 44,481 images passed corruption checks (0 corrupted)</w:t>
+      </w:r>
+    </w:p>
+    <w:p>
+      <w:r>
+        <w:t>2. **Duplicate detection** (MD5 content hashing) — 0 duplicates found</w:t>
+      </w:r>
+    </w:p>
+    <w:p>
+      <w:r>
+        <w:t xml:space="preserve">3. **Label completeness** — 0 missing </w:t>
+      </w:r>
+      <w:proofErr w:type="spellStart"/>
+      <w:r>
+        <w:t>colors</w:t>
+      </w:r>
+      <w:proofErr w:type="spellEnd"/>
+      <w:r>
+        <w:t>; make/model 100% complete across all images</w:t>
+      </w:r>
+    </w:p>
+    <w:p>
+      <w:r>
+        <w:t>4. **</w:t>
+      </w:r>
+      <w:proofErr w:type="spellStart"/>
+      <w:r>
+        <w:t>Color</w:t>
+      </w:r>
+      <w:proofErr w:type="spellEnd"/>
+      <w:r>
+        <w:t xml:space="preserve"> distribution** — black (14,911) and silver (12,569) dominate; purple (221) and unrecognized (40) are rare — consistent with realistic real-world vehicle </w:t>
+      </w:r>
+      <w:proofErr w:type="spellStart"/>
+      <w:r>
+        <w:t>color</w:t>
+      </w:r>
+      <w:proofErr w:type="spellEnd"/>
+      <w:r>
+        <w:t xml:space="preserve"> distribution</w:t>
+      </w:r>
+    </w:p>
+    <w:p>
+      <w:r>
+        <w:t xml:space="preserve">5. **Body-type coverage (via cross-dataset </w:t>
+      </w:r>
+      <w:proofErr w:type="gramStart"/>
+      <w:r>
+        <w:t>join)*</w:t>
+      </w:r>
+      <w:proofErr w:type="gramEnd"/>
+      <w:r>
+        <w:t xml:space="preserve">* — joined to web-nature </w:t>
+      </w:r>
+      <w:proofErr w:type="spellStart"/>
+      <w:r>
+        <w:t>body_type</w:t>
+      </w:r>
+      <w:proofErr w:type="spellEnd"/>
+      <w:r>
+        <w:t xml:space="preserve"> labels using </w:t>
+      </w:r>
+      <w:proofErr w:type="spellStart"/>
+      <w:r>
+        <w:t>web_model_id</w:t>
+      </w:r>
+      <w:proofErr w:type="spellEnd"/>
+      <w:r>
+        <w:t xml:space="preserve"> → </w:t>
+      </w:r>
+      <w:proofErr w:type="spellStart"/>
+      <w:r>
+        <w:t>model_id</w:t>
+      </w:r>
+      <w:proofErr w:type="spellEnd"/>
+      <w:r>
+        <w:t xml:space="preserve"> link (documented by </w:t>
+      </w:r>
+      <w:proofErr w:type="spellStart"/>
+      <w:r>
+        <w:t>CompCars</w:t>
+      </w:r>
+      <w:proofErr w:type="spellEnd"/>
+      <w:r>
+        <w:t xml:space="preserve">: "for each model in the surveillance data, there is a same model in the web-nature data"). 41,638 </w:t>
+      </w:r>
+      <w:r>
         <w:lastRenderedPageBreak/>
+        <w:t>of 44,481 images (93.6%) matched successfully; 2,843 (6.4%) missing, consistent with the same attribute gap found in web-nature data. Only 10 of 12 body types are represented — convertible and pickup do not appear in this subset.</w:t>
+      </w:r>
+    </w:p>
+    <w:p/>
+    <w:p>
+      <w:r>
+        <w:t>### Final dataset</w:t>
+      </w:r>
+    </w:p>
+    <w:p>
+      <w:r>
+        <w:t>- **</w:t>
+      </w:r>
+      <w:proofErr w:type="gramStart"/>
+      <w:r>
+        <w:t>File:*</w:t>
+      </w:r>
+      <w:proofErr w:type="gramEnd"/>
+      <w:r>
+        <w:t>* `compcars_surveillance_inventory.csv`</w:t>
+      </w:r>
+    </w:p>
+    <w:p>
+      <w:r>
+        <w:t>- **</w:t>
+      </w:r>
+      <w:proofErr w:type="gramStart"/>
+      <w:r>
+        <w:t>Rows:*</w:t>
+      </w:r>
+      <w:proofErr w:type="gramEnd"/>
+      <w:r>
+        <w:t>* 44,481</w:t>
+      </w:r>
+    </w:p>
+    <w:p>
+      <w:r>
+        <w:t>- **</w:t>
+      </w:r>
+      <w:proofErr w:type="gramStart"/>
+      <w:r>
+        <w:t>Columns:*</w:t>
+      </w:r>
+      <w:proofErr w:type="gramEnd"/>
+      <w:r>
+        <w:t xml:space="preserve">* </w:t>
+      </w:r>
+      <w:proofErr w:type="spellStart"/>
+      <w:r>
+        <w:t>file_path</w:t>
+      </w:r>
+      <w:proofErr w:type="spellEnd"/>
+      <w:r>
+        <w:t xml:space="preserve">, </w:t>
+      </w:r>
+      <w:proofErr w:type="spellStart"/>
+      <w:r>
+        <w:t>surveillance_model_id</w:t>
+      </w:r>
+      <w:proofErr w:type="spellEnd"/>
+      <w:r>
+        <w:t xml:space="preserve">, make, model, </w:t>
+      </w:r>
+      <w:proofErr w:type="spellStart"/>
+      <w:r>
+        <w:t>web_model_id</w:t>
+      </w:r>
+      <w:proofErr w:type="spellEnd"/>
+      <w:r>
+        <w:t xml:space="preserve">, </w:t>
+      </w:r>
+      <w:proofErr w:type="spellStart"/>
+      <w:r>
+        <w:t>color</w:t>
+      </w:r>
+      <w:proofErr w:type="spellEnd"/>
+      <w:r>
+        <w:t xml:space="preserve">, </w:t>
+      </w:r>
+      <w:proofErr w:type="spellStart"/>
+      <w:r>
+        <w:t>body_type</w:t>
+      </w:r>
+      <w:proofErr w:type="spellEnd"/>
+      <w:r>
+        <w:t xml:space="preserve">, width, height, </w:t>
+      </w:r>
+      <w:proofErr w:type="spellStart"/>
+      <w:r>
+        <w:t>image_hash</w:t>
+      </w:r>
+      <w:proofErr w:type="spellEnd"/>
+      <w:r>
+        <w:t xml:space="preserve">, </w:t>
+      </w:r>
+      <w:proofErr w:type="spellStart"/>
+      <w:r>
+        <w:t>source_dataset</w:t>
+      </w:r>
+      <w:proofErr w:type="spellEnd"/>
+    </w:p>
+    <w:p>
+      <w:r>
+        <w:t>- **No exclusions applied**</w:t>
+      </w:r>
+    </w:p>
+    <w:p/>
+    <w:p>
+      <w:r>
+        <w:t>---</w:t>
+      </w:r>
+    </w:p>
+    <w:p/>
+    <w:p>
+      <w:r>
+        <w:t xml:space="preserve">## 3. </w:t>
+      </w:r>
+      <w:proofErr w:type="spellStart"/>
+      <w:r>
+        <w:t>CarDD</w:t>
+      </w:r>
+      <w:proofErr w:type="spellEnd"/>
+    </w:p>
+    <w:p/>
+    <w:p>
+      <w:r>
+        <w:t>### Source</w:t>
+      </w:r>
+    </w:p>
+    <w:p>
+      <w:r>
+        <w:t xml:space="preserve">- Kaggle (YOLO-format re-upload): </w:t>
+      </w:r>
+      <w:proofErr w:type="spellStart"/>
+      <w:r>
+        <w:t>gabrielfcarvalho</w:t>
+      </w:r>
+      <w:proofErr w:type="spellEnd"/>
+      <w:r>
+        <w:t>/</w:t>
+      </w:r>
+      <w:proofErr w:type="spellStart"/>
+      <w:r>
+        <w:t>cardd</w:t>
+      </w:r>
+      <w:proofErr w:type="spellEnd"/>
+      <w:r>
+        <w:t>-with-yolo-annotations-images-labels</w:t>
+      </w:r>
+    </w:p>
+    <w:p>
+      <w:r>
+        <w:t>- Original: Wang, Li, Wu. "</w:t>
+      </w:r>
+      <w:proofErr w:type="spellStart"/>
+      <w:r>
+        <w:t>CarDD</w:t>
+      </w:r>
+      <w:proofErr w:type="spellEnd"/>
+      <w:r>
+        <w:t>: A New Dataset for Vision-Based Car Damage Detection", IEEE TITS, 2023</w:t>
+      </w:r>
+    </w:p>
+    <w:p/>
+    <w:p>
+      <w:r>
         <w:t>### Starting point</w:t>
       </w:r>
     </w:p>
     <w:p>
       <w:r>
-        <w:t>- 44,481 images, 68 makes, 281 surveillance model IDs</w:t>
-      </w:r>
-    </w:p>
-    <w:p>
-      <w:r>
-        <w:t xml:space="preserve">- Labels: </w:t>
-      </w:r>
-      <w:proofErr w:type="spellStart"/>
-      <w:r>
-        <w:t>sv_make_model_name.mat</w:t>
-      </w:r>
-      <w:proofErr w:type="spellEnd"/>
-      <w:r>
-        <w:t xml:space="preserve"> (make/model + linking </w:t>
-      </w:r>
-      <w:proofErr w:type="spellStart"/>
-      <w:r>
-        <w:t>web_model_id</w:t>
-      </w:r>
-      <w:proofErr w:type="spellEnd"/>
-      <w:r>
-        <w:t xml:space="preserve">), </w:t>
-      </w:r>
-      <w:proofErr w:type="spellStart"/>
-      <w:r>
-        <w:t>color_list.mat</w:t>
-      </w:r>
-      <w:proofErr w:type="spellEnd"/>
-      <w:r>
-        <w:t xml:space="preserve"> (per-image </w:t>
-      </w:r>
-      <w:proofErr w:type="spellStart"/>
-      <w:r>
-        <w:t>color</w:t>
-      </w:r>
-      <w:proofErr w:type="spellEnd"/>
-      <w:r>
-        <w:t>)</w:t>
+        <w:t xml:space="preserve">- 4,000 images (matches official </w:t>
+      </w:r>
+      <w:proofErr w:type="spellStart"/>
+      <w:r>
+        <w:t>CarDD</w:t>
+      </w:r>
+      <w:proofErr w:type="spellEnd"/>
+      <w:r>
+        <w:t xml:space="preserve"> count exactly), pre-split train (2,816) / </w:t>
+      </w:r>
+      <w:proofErr w:type="spellStart"/>
+      <w:r>
+        <w:t>val</w:t>
+      </w:r>
+      <w:proofErr w:type="spellEnd"/>
+      <w:r>
+        <w:t xml:space="preserve"> (810) / test (374)</w:t>
+      </w:r>
+    </w:p>
+    <w:p>
+      <w:r>
+        <w:t>- YOLO-format labels, 6 damage categories: dent, scratch, crack, glass shatter, lamp broken, tire flat</w:t>
       </w:r>
     </w:p>
     <w:p/>
@@ -443,406 +1206,118 @@
     </w:p>
     <w:p>
       <w:r>
-        <w:t>1. **Image integrity** — all 44,481 images passed corruption checks (0 corrupted)</w:t>
-      </w:r>
-    </w:p>
-    <w:p>
-      <w:r>
-        <w:t>2. **Duplicate detection** (MD5 content hashing) — 0 duplicates found</w:t>
-      </w:r>
-    </w:p>
-    <w:p>
-      <w:r>
-        <w:t xml:space="preserve">3. **Label completeness** — 0 missing </w:t>
-      </w:r>
-      <w:proofErr w:type="spellStart"/>
-      <w:r>
-        <w:t>colors</w:t>
-      </w:r>
-      <w:proofErr w:type="spellEnd"/>
-      <w:r>
-        <w:t>; make/model 100% complete across all images</w:t>
-      </w:r>
-    </w:p>
-    <w:p>
-      <w:r>
-        <w:t>4. **</w:t>
-      </w:r>
-      <w:proofErr w:type="spellStart"/>
-      <w:r>
-        <w:t>Color</w:t>
-      </w:r>
-      <w:proofErr w:type="spellEnd"/>
-      <w:r>
-        <w:t xml:space="preserve"> distribution** — black (14,911) and silver (12,569) dominate; purple (221) and unrecognized (40) are rare — consistent with realistic real-world vehicle </w:t>
-      </w:r>
-      <w:proofErr w:type="spellStart"/>
-      <w:r>
-        <w:t>color</w:t>
-      </w:r>
-      <w:proofErr w:type="spellEnd"/>
-      <w:r>
-        <w:t xml:space="preserve"> distribution</w:t>
-      </w:r>
-    </w:p>
-    <w:p>
-      <w:r>
-        <w:t xml:space="preserve">5. **Body-type coverage (via cross-dataset </w:t>
+        <w:t>1. **Image integrity** — all 4,000 images passed corruption checks (0 corrupted)</w:t>
+      </w:r>
+    </w:p>
+    <w:p>
+      <w:r>
+        <w:t>2. **Duplicate detection** — 0 duplicates found</w:t>
+      </w:r>
+    </w:p>
+    <w:p>
+      <w:r>
+        <w:lastRenderedPageBreak/>
+        <w:t>3. **Label completeness** — 100% of images have at least one damage label</w:t>
+      </w:r>
+    </w:p>
+    <w:p>
+      <w:r>
+        <w:t>4. **Damage class distribution** — scratch (2,121), dent (1,751), lamp broken (693), glass shatter (674), crack (604), tire flat (309). Note: totals exceed 4,000 since some images are multi-label.</w:t>
+      </w:r>
+    </w:p>
+    <w:p>
+      <w:r>
+        <w:t xml:space="preserve">5. **Class imbalance** — ~7x gap (scratch vs. tire flat) — moderate, substantially milder than </w:t>
+      </w:r>
+      <w:proofErr w:type="spellStart"/>
+      <w:r>
+        <w:t>CompCars</w:t>
+      </w:r>
+      <w:proofErr w:type="spellEnd"/>
+      <w:r>
+        <w:t>' body-type imbalance. No filtering applied.</w:t>
+      </w:r>
+    </w:p>
+    <w:p/>
+    <w:p>
+      <w:r>
+        <w:t>### Final dataset</w:t>
+      </w:r>
+    </w:p>
+    <w:p>
+      <w:r>
+        <w:t>- **</w:t>
       </w:r>
       <w:proofErr w:type="gramStart"/>
       <w:r>
-        <w:t>join)*</w:t>
+        <w:t>File:*</w:t>
       </w:r>
       <w:proofErr w:type="gramEnd"/>
       <w:r>
-        <w:t xml:space="preserve">* — joined to web-nature </w:t>
-      </w:r>
-      <w:proofErr w:type="spellStart"/>
-      <w:r>
-        <w:t>body_type</w:t>
-      </w:r>
-      <w:proofErr w:type="spellEnd"/>
-      <w:r>
-        <w:t xml:space="preserve"> labels using </w:t>
-      </w:r>
-      <w:proofErr w:type="spellStart"/>
-      <w:r>
-        <w:t>web_model_id</w:t>
-      </w:r>
-      <w:proofErr w:type="spellEnd"/>
-      <w:r>
-        <w:t xml:space="preserve"> → </w:t>
-      </w:r>
-      <w:proofErr w:type="spellStart"/>
-      <w:r>
-        <w:t>model_id</w:t>
-      </w:r>
-      <w:proofErr w:type="spellEnd"/>
-      <w:r>
-        <w:t xml:space="preserve"> link (documented by </w:t>
-      </w:r>
-      <w:proofErr w:type="spellStart"/>
-      <w:r>
-        <w:t>CompCars</w:t>
-      </w:r>
-      <w:proofErr w:type="spellEnd"/>
-      <w:r>
-        <w:t>: "for each model in the surveillance data, there is a same model in the web-nature data"). 41,638 of 44,481 images (93.6%) matched successfully; 2,843 (6.4%) missing, consistent with the same attribute gap found in web-nature data. Only 10 of 12 body types are represented — convertible and pickup do not appear in this subset.</w:t>
+        <w:t>* `cardd_inventory.csv`</w:t>
+      </w:r>
+    </w:p>
+    <w:p>
+      <w:r>
+        <w:t>- **</w:t>
+      </w:r>
+      <w:proofErr w:type="gramStart"/>
+      <w:r>
+        <w:t>Rows:*</w:t>
+      </w:r>
+      <w:proofErr w:type="gramEnd"/>
+      <w:r>
+        <w:t>* 4,000</w:t>
+      </w:r>
+    </w:p>
+    <w:p>
+      <w:r>
+        <w:t>- **</w:t>
+      </w:r>
+      <w:proofErr w:type="gramStart"/>
+      <w:r>
+        <w:t>Columns:*</w:t>
+      </w:r>
+      <w:proofErr w:type="gramEnd"/>
+      <w:r>
+        <w:t xml:space="preserve">* </w:t>
+      </w:r>
+      <w:proofErr w:type="spellStart"/>
+      <w:r>
+        <w:t>file_path</w:t>
+      </w:r>
+      <w:proofErr w:type="spellEnd"/>
+      <w:r>
+        <w:t xml:space="preserve">, split, width, height, </w:t>
+      </w:r>
+      <w:proofErr w:type="spellStart"/>
+      <w:r>
+        <w:t>damage_classes</w:t>
+      </w:r>
+      <w:proofErr w:type="spellEnd"/>
+      <w:r>
+        <w:t xml:space="preserve">, </w:t>
+      </w:r>
+      <w:proofErr w:type="spellStart"/>
+      <w:r>
+        <w:t>image_hash</w:t>
+      </w:r>
+      <w:proofErr w:type="spellEnd"/>
+    </w:p>
+    <w:p>
+      <w:r>
+        <w:t>- **No exclusions applied**</w:t>
       </w:r>
     </w:p>
     <w:p/>
     <w:p>
       <w:r>
-        <w:t>### Final dataset</w:t>
-      </w:r>
-    </w:p>
-    <w:p>
-      <w:r>
-        <w:t>- **</w:t>
-      </w:r>
-      <w:proofErr w:type="gramStart"/>
-      <w:r>
-        <w:t>File:*</w:t>
-      </w:r>
-      <w:proofErr w:type="gramEnd"/>
-      <w:r>
-        <w:t>* `compcars_surveillance_inventory.csv`</w:t>
-      </w:r>
-    </w:p>
-    <w:p>
-      <w:r>
-        <w:t>- **</w:t>
-      </w:r>
-      <w:proofErr w:type="gramStart"/>
-      <w:r>
-        <w:t>Rows:*</w:t>
-      </w:r>
-      <w:proofErr w:type="gramEnd"/>
-      <w:r>
-        <w:t>* 44,481</w:t>
-      </w:r>
-    </w:p>
-    <w:p>
-      <w:r>
-        <w:t>- **</w:t>
-      </w:r>
-      <w:proofErr w:type="gramStart"/>
-      <w:r>
-        <w:t>Columns:*</w:t>
-      </w:r>
-      <w:proofErr w:type="gramEnd"/>
-      <w:r>
-        <w:t xml:space="preserve">* </w:t>
-      </w:r>
-      <w:proofErr w:type="spellStart"/>
-      <w:r>
-        <w:t>file_path</w:t>
-      </w:r>
-      <w:proofErr w:type="spellEnd"/>
-      <w:r>
-        <w:t xml:space="preserve">, </w:t>
-      </w:r>
-      <w:proofErr w:type="spellStart"/>
-      <w:r>
-        <w:t>surveillance_model_id</w:t>
-      </w:r>
-      <w:proofErr w:type="spellEnd"/>
-      <w:r>
-        <w:t xml:space="preserve">, make, model, </w:t>
-      </w:r>
-      <w:proofErr w:type="spellStart"/>
-      <w:r>
-        <w:t>web_model_id</w:t>
-      </w:r>
-      <w:proofErr w:type="spellEnd"/>
-      <w:r>
-        <w:t xml:space="preserve">, </w:t>
-      </w:r>
-      <w:proofErr w:type="spellStart"/>
-      <w:r>
-        <w:t>color</w:t>
-      </w:r>
-      <w:proofErr w:type="spellEnd"/>
-      <w:r>
-        <w:t xml:space="preserve">, </w:t>
-      </w:r>
-      <w:proofErr w:type="spellStart"/>
-      <w:r>
-        <w:t>body_type</w:t>
-      </w:r>
-      <w:proofErr w:type="spellEnd"/>
-      <w:r>
-        <w:t xml:space="preserve">, width, height, </w:t>
-      </w:r>
-      <w:proofErr w:type="spellStart"/>
-      <w:r>
-        <w:t>image_hash</w:t>
-      </w:r>
-      <w:proofErr w:type="spellEnd"/>
-      <w:r>
-        <w:t xml:space="preserve">, </w:t>
-      </w:r>
-      <w:proofErr w:type="spellStart"/>
-      <w:r>
-        <w:t>source_dataset</w:t>
-      </w:r>
-      <w:proofErr w:type="spellEnd"/>
-    </w:p>
-    <w:p>
-      <w:r>
-        <w:t>- **No exclusions applied**</w:t>
+        <w:t>---</w:t>
       </w:r>
     </w:p>
     <w:p/>
     <w:p>
       <w:r>
-        <w:t>---</w:t>
-      </w:r>
-    </w:p>
-    <w:p/>
-    <w:p>
-      <w:r>
-        <w:t xml:space="preserve">## 3. </w:t>
-      </w:r>
-      <w:proofErr w:type="spellStart"/>
-      <w:r>
-        <w:t>CarDD</w:t>
-      </w:r>
-      <w:proofErr w:type="spellEnd"/>
-    </w:p>
-    <w:p/>
-    <w:p>
-      <w:r>
-        <w:lastRenderedPageBreak/>
-        <w:t>### Source</w:t>
-      </w:r>
-    </w:p>
-    <w:p>
-      <w:r>
-        <w:t xml:space="preserve">- Kaggle (YOLO-format re-upload): </w:t>
-      </w:r>
-      <w:proofErr w:type="spellStart"/>
-      <w:r>
-        <w:t>gabrielfcarvalho</w:t>
-      </w:r>
-      <w:proofErr w:type="spellEnd"/>
-      <w:r>
-        <w:t>/</w:t>
-      </w:r>
-      <w:proofErr w:type="spellStart"/>
-      <w:r>
-        <w:t>cardd</w:t>
-      </w:r>
-      <w:proofErr w:type="spellEnd"/>
-      <w:r>
-        <w:t>-with-yolo-annotations-images-labels</w:t>
-      </w:r>
-    </w:p>
-    <w:p>
-      <w:r>
-        <w:t>- Original: Wang, Li, Wu. "</w:t>
-      </w:r>
-      <w:proofErr w:type="spellStart"/>
-      <w:r>
-        <w:t>CarDD</w:t>
-      </w:r>
-      <w:proofErr w:type="spellEnd"/>
-      <w:r>
-        <w:t>: A New Dataset for Vision-Based Car Damage Detection", IEEE TITS, 2023</w:t>
-      </w:r>
-    </w:p>
-    <w:p/>
-    <w:p>
-      <w:r>
-        <w:t>### Starting point</w:t>
-      </w:r>
-    </w:p>
-    <w:p>
-      <w:r>
-        <w:t xml:space="preserve">- 4,000 images (matches official </w:t>
-      </w:r>
-      <w:proofErr w:type="spellStart"/>
-      <w:r>
-        <w:t>CarDD</w:t>
-      </w:r>
-      <w:proofErr w:type="spellEnd"/>
-      <w:r>
-        <w:t xml:space="preserve"> count exactly), pre-split train (2,816) / </w:t>
-      </w:r>
-      <w:proofErr w:type="spellStart"/>
-      <w:r>
-        <w:t>val</w:t>
-      </w:r>
-      <w:proofErr w:type="spellEnd"/>
-      <w:r>
-        <w:t xml:space="preserve"> (810) / test (374)</w:t>
-      </w:r>
-    </w:p>
-    <w:p>
-      <w:r>
-        <w:t>- YOLO-format labels, 6 damage categories: dent, scratch, crack, glass shatter, lamp broken, tire flat</w:t>
-      </w:r>
-    </w:p>
-    <w:p/>
-    <w:p>
-      <w:r>
-        <w:t>### Data quality checks &amp; findings</w:t>
-      </w:r>
-    </w:p>
-    <w:p>
-      <w:r>
-        <w:t>1. **Image integrity** — all 4,000 images passed corruption checks (0 corrupted)</w:t>
-      </w:r>
-    </w:p>
-    <w:p>
-      <w:r>
-        <w:t>2. **Duplicate detection** — 0 duplicates found</w:t>
-      </w:r>
-    </w:p>
-    <w:p>
-      <w:r>
-        <w:t>3. **Label completeness** — 100% of images have at least one damage label</w:t>
-      </w:r>
-    </w:p>
-    <w:p>
-      <w:r>
-        <w:t>4. **Damage class distribution** — scratch (2,121), dent (1,751), lamp broken (693), glass shatter (674), crack (604), tire flat (309). Note: totals exceed 4,000 since some images are multi-label.</w:t>
-      </w:r>
-    </w:p>
-    <w:p>
-      <w:r>
-        <w:t xml:space="preserve">5. **Class imbalance** — ~7x gap (scratch vs. tire flat) — moderate, substantially milder than </w:t>
-      </w:r>
-      <w:proofErr w:type="spellStart"/>
-      <w:r>
-        <w:t>CompCars</w:t>
-      </w:r>
-      <w:proofErr w:type="spellEnd"/>
-      <w:r>
-        <w:t>' body-type imbalance. No filtering applied.</w:t>
-      </w:r>
-    </w:p>
-    <w:p/>
-    <w:p>
-      <w:r>
-        <w:t>### Final dataset</w:t>
-      </w:r>
-    </w:p>
-    <w:p>
-      <w:r>
-        <w:t>- **</w:t>
-      </w:r>
-      <w:proofErr w:type="gramStart"/>
-      <w:r>
-        <w:t>File:*</w:t>
-      </w:r>
-      <w:proofErr w:type="gramEnd"/>
-      <w:r>
-        <w:t>* `cardd_inventory.csv`</w:t>
-      </w:r>
-    </w:p>
-    <w:p>
-      <w:r>
-        <w:t>- **</w:t>
-      </w:r>
-      <w:proofErr w:type="gramStart"/>
-      <w:r>
-        <w:t>Rows:*</w:t>
-      </w:r>
-      <w:proofErr w:type="gramEnd"/>
-      <w:r>
-        <w:t>* 4,000</w:t>
-      </w:r>
-    </w:p>
-    <w:p>
-      <w:r>
-        <w:t>- **</w:t>
-      </w:r>
-      <w:proofErr w:type="gramStart"/>
-      <w:r>
-        <w:t>Columns:*</w:t>
-      </w:r>
-      <w:proofErr w:type="gramEnd"/>
-      <w:r>
-        <w:t xml:space="preserve">* </w:t>
-      </w:r>
-      <w:proofErr w:type="spellStart"/>
-      <w:r>
-        <w:t>file_path</w:t>
-      </w:r>
-      <w:proofErr w:type="spellEnd"/>
-      <w:r>
-        <w:t xml:space="preserve">, split, width, height, </w:t>
-      </w:r>
-      <w:proofErr w:type="spellStart"/>
-      <w:r>
-        <w:t>damage_classes</w:t>
-      </w:r>
-      <w:proofErr w:type="spellEnd"/>
-      <w:r>
-        <w:t xml:space="preserve">, </w:t>
-      </w:r>
-      <w:proofErr w:type="spellStart"/>
-      <w:r>
-        <w:t>image_hash</w:t>
-      </w:r>
-      <w:proofErr w:type="spellEnd"/>
-    </w:p>
-    <w:p>
-      <w:r>
-        <w:t>- **No exclusions applied**</w:t>
-      </w:r>
-    </w:p>
-    <w:p/>
-    <w:p>
-      <w:r>
-        <w:t>---</w:t>
-      </w:r>
-    </w:p>
-    <w:p/>
-    <w:p>
-      <w:r>
-        <w:lastRenderedPageBreak/>
         <w:t>## Cross-Dataset Notes</w:t>
       </w:r>
     </w:p>
@@ -1554,7 +2029,6 @@
   <w:style w:type="character" w:default="1" w:styleId="DefaultParagraphFont">
     <w:name w:val="Default Paragraph Font"/>
     <w:uiPriority w:val="1"/>
-    <w:semiHidden/>
     <w:unhideWhenUsed/>
   </w:style>
   <w:style w:type="table" w:default="1" w:styleId="TableNormal">
